--- a/por/docx/020.content.docx
+++ b/por/docx/020.content.docx
@@ -232,144 +232,96 @@
         </w:rPr>
         <w:t xml:space="preserve">No Antigo Testamento, antes que Deus desse a alguém uma tarefa especial, ele instruiria outra pessoa a derramar óleo sobre a cabeça dessa pessoa. O óleo era um símbolo para o </w:t>
       </w:r>
-      <w:hyperlink r:id="rId13">
-        <w:r>
-          <w:rPr>
-            <w:lang w:val="pt_PT" w:bidi="pt_PT"/>
-          </w:rPr>
-          <w:rPr>
-            <w:color w:val="0000EE"/>
-            <w:u w:val="single"/>
-          </w:rPr>
-          <w:t>Espírito Santo de Deus</w:t>
-        </w:r>
-      </w:hyperlink>
+      <w:r>
+        <w:rPr>
+          <w:lang w:val="pt_PT" w:bidi="pt_PT"/>
+        </w:rPr>
+        <w:t>Espírito Santo de Deus</w:t>
+      </w:r>
       <w:r>
         <w:rPr>
           <w:lang w:val="pt_PT" w:bidi="pt_PT"/>
         </w:rPr>
         <w:t xml:space="preserve">. Esse ritual deixava claro que Deus havia separado essa pessoa para um propósito especial. Também deixava claro que Deus estava dando </w:t>
       </w:r>
-      <w:hyperlink r:id="rId14">
-        <w:r>
-          <w:rPr>
-            <w:lang w:val="pt_PT" w:bidi="pt_PT"/>
-          </w:rPr>
-          <w:rPr>
-            <w:color w:val="0000EE"/>
-            <w:u w:val="single"/>
-          </w:rPr>
-          <w:t>autoridade</w:t>
-        </w:r>
-      </w:hyperlink>
+      <w:r>
+        <w:rPr>
+          <w:lang w:val="pt_PT" w:bidi="pt_PT"/>
+        </w:rPr>
+        <w:t>autoridade</w:t>
+      </w:r>
       <w:r>
         <w:rPr>
           <w:lang w:val="pt_PT" w:bidi="pt_PT"/>
         </w:rPr>
         <w:t xml:space="preserve"> especial a essa pessoa. A pessoa era então chamada de “ungida”. Por exemplo, Deus disse a Samuel para ungir </w:t>
       </w:r>
-      <w:hyperlink r:id="rId15">
-        <w:r>
-          <w:rPr>
-            <w:lang w:val="pt_PT" w:bidi="pt_PT"/>
-          </w:rPr>
-          <w:rPr>
-            <w:color w:val="0000EE"/>
-            <w:u w:val="single"/>
-          </w:rPr>
-          <w:t>Davi</w:t>
-        </w:r>
-      </w:hyperlink>
+      <w:r>
+        <w:rPr>
+          <w:lang w:val="pt_PT" w:bidi="pt_PT"/>
+        </w:rPr>
+        <w:t>Davi</w:t>
+      </w:r>
       <w:r>
         <w:rPr>
           <w:lang w:val="pt_PT" w:bidi="pt_PT"/>
         </w:rPr>
         <w:t xml:space="preserve"> como </w:t>
       </w:r>
-      <w:hyperlink r:id="rId16">
-        <w:r>
-          <w:rPr>
-            <w:lang w:val="pt_PT" w:bidi="pt_PT"/>
-          </w:rPr>
-          <w:rPr>
-            <w:color w:val="0000EE"/>
-            <w:u w:val="single"/>
-          </w:rPr>
-          <w:t>rei</w:t>
-        </w:r>
-      </w:hyperlink>
+      <w:r>
+        <w:rPr>
+          <w:lang w:val="pt_PT" w:bidi="pt_PT"/>
+        </w:rPr>
+        <w:t>rei</w:t>
+      </w:r>
       <w:r>
         <w:rPr>
           <w:lang w:val="pt_PT" w:bidi="pt_PT"/>
         </w:rPr>
         <w:t xml:space="preserve"> de </w:t>
       </w:r>
-      <w:hyperlink r:id="rId17">
-        <w:r>
-          <w:rPr>
-            <w:lang w:val="pt_PT" w:bidi="pt_PT"/>
-          </w:rPr>
-          <w:rPr>
-            <w:color w:val="0000EE"/>
-            <w:u w:val="single"/>
-          </w:rPr>
-          <w:t>Israel</w:t>
-        </w:r>
-      </w:hyperlink>
+      <w:r>
+        <w:rPr>
+          <w:lang w:val="pt_PT" w:bidi="pt_PT"/>
+        </w:rPr>
+        <w:t>Israel</w:t>
+      </w:r>
       <w:r>
         <w:rPr>
           <w:lang w:val="pt_PT" w:bidi="pt_PT"/>
         </w:rPr>
         <w:t xml:space="preserve">. Deus disse a Moisés para ungir Arão como </w:t>
       </w:r>
-      <w:hyperlink r:id="rId18">
-        <w:r>
-          <w:rPr>
-            <w:lang w:val="pt_PT" w:bidi="pt_PT"/>
-          </w:rPr>
-          <w:rPr>
-            <w:color w:val="0000EE"/>
-            <w:u w:val="single"/>
-          </w:rPr>
-          <w:t>sumo sacerdote</w:t>
-        </w:r>
-      </w:hyperlink>
+      <w:r>
+        <w:rPr>
+          <w:lang w:val="pt_PT" w:bidi="pt_PT"/>
+        </w:rPr>
+        <w:t>sumo sacerdote</w:t>
+      </w:r>
       <w:r>
         <w:rPr>
           <w:lang w:val="pt_PT" w:bidi="pt_PT"/>
         </w:rPr>
         <w:t xml:space="preserve">. E Deus disse ao profeta </w:t>
       </w:r>
-      <w:hyperlink r:id="rId19">
-        <w:r>
-          <w:rPr>
-            <w:lang w:val="pt_PT" w:bidi="pt_PT"/>
-          </w:rPr>
-          <w:rPr>
-            <w:color w:val="0000EE"/>
-            <w:u w:val="single"/>
-          </w:rPr>
-          <w:t>Elias</w:t>
-        </w:r>
-      </w:hyperlink>
+      <w:r>
+        <w:rPr>
+          <w:lang w:val="pt_PT" w:bidi="pt_PT"/>
+        </w:rPr>
+        <w:t>Elias</w:t>
+      </w:r>
       <w:r>
         <w:rPr>
           <w:lang w:val="pt_PT" w:bidi="pt_PT"/>
         </w:rPr>
         <w:t xml:space="preserve"> para ungir Eliseu como </w:t>
       </w:r>
-      <w:hyperlink r:id="rId20">
-        <w:r>
-          <w:rPr>
-            <w:lang w:val="pt_PT" w:bidi="pt_PT"/>
-          </w:rPr>
-          <w:rPr>
-            <w:color w:val="0000EE"/>
-            <w:u w:val="single"/>
-          </w:rPr>
-          <w:t>profeta</w:t>
-        </w:r>
-      </w:hyperlink>
+      <w:r>
+        <w:rPr>
+          <w:lang w:val="pt_PT" w:bidi="pt_PT"/>
+        </w:rPr>
+        <w:t>profeta</w:t>
+      </w:r>
       <w:r>
         <w:rPr>
           <w:lang w:val="pt_PT" w:bidi="pt_PT"/>
@@ -404,36 +356,24 @@
         </w:rPr>
         <w:t xml:space="preserve">As pessoas também poderiam ungir objetos. Os </w:t>
       </w:r>
-      <w:hyperlink r:id="rId21">
-        <w:r>
-          <w:rPr>
-            <w:lang w:val="pt_PT" w:bidi="pt_PT"/>
-          </w:rPr>
-          <w:rPr>
-            <w:color w:val="0000EE"/>
-            <w:u w:val="single"/>
-          </w:rPr>
-          <w:t>sacerdotes</w:t>
-        </w:r>
-      </w:hyperlink>
+      <w:r>
+        <w:rPr>
+          <w:lang w:val="pt_PT" w:bidi="pt_PT"/>
+        </w:rPr>
+        <w:t>sacerdotes</w:t>
+      </w:r>
       <w:r>
         <w:rPr>
           <w:lang w:val="pt_PT" w:bidi="pt_PT"/>
         </w:rPr>
         <w:t xml:space="preserve"> ungiam os objetos que eram usados no </w:t>
       </w:r>
-      <w:hyperlink r:id="rId22">
-        <w:r>
-          <w:rPr>
-            <w:lang w:val="pt_PT" w:bidi="pt_PT"/>
-          </w:rPr>
-          <w:rPr>
-            <w:color w:val="0000EE"/>
-            <w:u w:val="single"/>
-          </w:rPr>
-          <w:t>templo</w:t>
-        </w:r>
-      </w:hyperlink>
+      <w:r>
+        <w:rPr>
+          <w:lang w:val="pt_PT" w:bidi="pt_PT"/>
+        </w:rPr>
+        <w:t>templo</w:t>
+      </w:r>
       <w:r>
         <w:rPr>
           <w:lang w:val="pt_PT" w:bidi="pt_PT"/>
@@ -454,36 +394,24 @@
         </w:rPr>
         <w:t xml:space="preserve">O povo </w:t>
       </w:r>
-      <w:hyperlink r:id="rId23">
-        <w:r>
-          <w:rPr>
-            <w:lang w:val="pt_PT" w:bidi="pt_PT"/>
-          </w:rPr>
-          <w:rPr>
-            <w:color w:val="0000EE"/>
-            <w:u w:val="single"/>
-          </w:rPr>
-          <w:t>judeu</w:t>
-        </w:r>
-      </w:hyperlink>
+      <w:r>
+        <w:rPr>
+          <w:lang w:val="pt_PT" w:bidi="pt_PT"/>
+        </w:rPr>
+        <w:t>judeu</w:t>
+      </w:r>
       <w:r>
         <w:rPr>
           <w:lang w:val="pt_PT" w:bidi="pt_PT"/>
         </w:rPr>
         <w:t xml:space="preserve"> também usava a unção como uma atividade diária que não tinha significado especial. Eles usavam óleo de cheiro doce para cuidar de sua pele e seus cabelos. Jesus disse ao povo que, se eles </w:t>
       </w:r>
-      <w:hyperlink r:id="rId24">
-        <w:r>
-          <w:rPr>
-            <w:lang w:val="pt_PT" w:bidi="pt_PT"/>
-          </w:rPr>
-          <w:rPr>
-            <w:color w:val="0000EE"/>
-            <w:u w:val="single"/>
-          </w:rPr>
-          <w:t>jejuassem</w:t>
-        </w:r>
-      </w:hyperlink>
+      <w:r>
+        <w:rPr>
+          <w:lang w:val="pt_PT" w:bidi="pt_PT"/>
+        </w:rPr>
+        <w:t>jejuassem</w:t>
+      </w:r>
       <w:r>
         <w:rPr>
           <w:lang w:val="pt_PT" w:bidi="pt_PT"/>
@@ -504,18 +432,12 @@
         </w:rPr>
         <w:t xml:space="preserve">As pessoas também colocam algum óleo nos convidados para mostrar a eles que eles eram bem-vindos e honrados. Há duas histórias nos </w:t>
       </w:r>
-      <w:hyperlink r:id="rId25">
-        <w:r>
-          <w:rPr>
-            <w:lang w:val="pt_PT" w:bidi="pt_PT"/>
-          </w:rPr>
-          <w:rPr>
-            <w:color w:val="0000EE"/>
-            <w:u w:val="single"/>
-          </w:rPr>
-          <w:t>Evangelhos</w:t>
-        </w:r>
-      </w:hyperlink>
+      <w:r>
+        <w:rPr>
+          <w:lang w:val="pt_PT" w:bidi="pt_PT"/>
+        </w:rPr>
+        <w:t>Evangelhos</w:t>
+      </w:r>
       <w:r>
         <w:rPr>
           <w:lang w:val="pt_PT" w:bidi="pt_PT"/>
@@ -536,18 +458,12 @@
         </w:rPr>
         <w:t xml:space="preserve">O povo judeu também ungia o corpo de uma pessoa após sua morte. Depois que Jesus morreu, as mulheres levaram óleo de cheiro doce para o </w:t>
       </w:r>
-      <w:hyperlink r:id="rId26">
-        <w:r>
-          <w:rPr>
-            <w:lang w:val="pt_PT" w:bidi="pt_PT"/>
-          </w:rPr>
-          <w:rPr>
-            <w:color w:val="0000EE"/>
-            <w:u w:val="single"/>
-          </w:rPr>
-          <w:t>túmulo</w:t>
-        </w:r>
-      </w:hyperlink>
+      <w:r>
+        <w:rPr>
+          <w:lang w:val="pt_PT" w:bidi="pt_PT"/>
+        </w:rPr>
+        <w:t>túmulo</w:t>
+      </w:r>
       <w:r>
         <w:rPr>
           <w:lang w:val="pt_PT" w:bidi="pt_PT"/>
@@ -568,90 +484,60 @@
         </w:rPr>
         <w:t xml:space="preserve">No Novo Testamento, os primeiros </w:t>
       </w:r>
-      <w:hyperlink r:id="rId27">
-        <w:r>
-          <w:rPr>
-            <w:lang w:val="pt_PT" w:bidi="pt_PT"/>
-          </w:rPr>
-          <w:rPr>
-            <w:color w:val="0000EE"/>
-            <w:u w:val="single"/>
-          </w:rPr>
-          <w:t>cristãos</w:t>
-        </w:r>
-      </w:hyperlink>
+      <w:r>
+        <w:rPr>
+          <w:lang w:val="pt_PT" w:bidi="pt_PT"/>
+        </w:rPr>
+        <w:t>cristãos</w:t>
+      </w:r>
       <w:r>
         <w:rPr>
           <w:lang w:val="pt_PT" w:bidi="pt_PT"/>
         </w:rPr>
         <w:t xml:space="preserve"> às vezes usavam óleo junto com </w:t>
       </w:r>
-      <w:hyperlink r:id="rId28">
-        <w:r>
-          <w:rPr>
-            <w:lang w:val="pt_PT" w:bidi="pt_PT"/>
-          </w:rPr>
-          <w:rPr>
-            <w:color w:val="0000EE"/>
-            <w:u w:val="single"/>
-          </w:rPr>
-          <w:t>oração</w:t>
-        </w:r>
-      </w:hyperlink>
+      <w:r>
+        <w:rPr>
+          <w:lang w:val="pt_PT" w:bidi="pt_PT"/>
+        </w:rPr>
+        <w:t>oração</w:t>
+      </w:r>
       <w:r>
         <w:rPr>
           <w:lang w:val="pt_PT" w:bidi="pt_PT"/>
         </w:rPr>
         <w:t xml:space="preserve">, se alguém estivesse doente. O </w:t>
       </w:r>
-      <w:hyperlink r:id="rId29">
-        <w:r>
-          <w:rPr>
-            <w:lang w:val="pt_PT" w:bidi="pt_PT"/>
-          </w:rPr>
-          <w:rPr>
-            <w:color w:val="0000EE"/>
-            <w:u w:val="single"/>
-          </w:rPr>
-          <w:t>apóstolo</w:t>
-        </w:r>
-      </w:hyperlink>
+      <w:r>
+        <w:rPr>
+          <w:lang w:val="pt_PT" w:bidi="pt_PT"/>
+        </w:rPr>
+        <w:t>apóstolo</w:t>
+      </w:r>
       <w:r>
         <w:rPr>
           <w:lang w:val="pt_PT" w:bidi="pt_PT"/>
         </w:rPr>
         <w:t xml:space="preserve"> </w:t>
       </w:r>
-      <w:hyperlink r:id="rId30">
-        <w:r>
-          <w:rPr>
-            <w:lang w:val="pt_PT" w:bidi="pt_PT"/>
-          </w:rPr>
-          <w:rPr>
-            <w:color w:val="0000EE"/>
-            <w:u w:val="single"/>
-          </w:rPr>
-          <w:t>Tiago</w:t>
-        </w:r>
-      </w:hyperlink>
+      <w:r>
+        <w:rPr>
+          <w:lang w:val="pt_PT" w:bidi="pt_PT"/>
+        </w:rPr>
+        <w:t>Tiago</w:t>
+      </w:r>
       <w:r>
         <w:rPr>
           <w:lang w:val="pt_PT" w:bidi="pt_PT"/>
         </w:rPr>
         <w:t xml:space="preserve">, em sua carta, diz que, se alguém está doente, os outros </w:t>
       </w:r>
-      <w:hyperlink r:id="rId31">
-        <w:r>
-          <w:rPr>
-            <w:lang w:val="pt_PT" w:bidi="pt_PT"/>
-          </w:rPr>
-          <w:rPr>
-            <w:color w:val="0000EE"/>
-            <w:u w:val="single"/>
-          </w:rPr>
-          <w:t>crentes</w:t>
-        </w:r>
-      </w:hyperlink>
+      <w:r>
+        <w:rPr>
+          <w:lang w:val="pt_PT" w:bidi="pt_PT"/>
+        </w:rPr>
+        <w:t>crentes</w:t>
+      </w:r>
       <w:r>
         <w:rPr>
           <w:lang w:val="pt_PT" w:bidi="pt_PT"/>
@@ -716,7 +602,7 @@
           <w:lang w:val="pt_PT" w:bidi="pt_PT"/>
         </w:rPr>
       </w:r>
-      <w:hyperlink r:id="rId32">
+      <w:hyperlink r:id="rId13">
         <w:r>
           <w:rPr>
             <w:lang w:val="pt_PT" w:bidi="pt_PT"/>
@@ -853,7 +739,7 @@
           <w:lang w:val="pt_PT" w:bidi="pt_PT"/>
         </w:rPr>
       </w:r>
-      <w:hyperlink r:id="rId32">
+      <w:hyperlink r:id="rId13">
         <w:r>
           <w:rPr>
             <w:lang w:val="pt_PT" w:bidi="pt_PT"/>
@@ -932,126 +818,84 @@
         </w:rPr>
         <w:t xml:space="preserve"> um objeto ou um lugar, elas estão derramando óleo ou </w:t>
       </w:r>
-      <w:hyperlink r:id="rId33">
-        <w:r>
-          <w:rPr>
-            <w:lang w:val="pt_PT" w:bidi="pt_PT"/>
-          </w:rPr>
-          <w:rPr>
-            <w:color w:val="0000EE"/>
-            <w:u w:val="single"/>
-          </w:rPr>
-          <w:t>vinho</w:t>
-        </w:r>
-      </w:hyperlink>
+      <w:r>
+        <w:rPr>
+          <w:lang w:val="pt_PT" w:bidi="pt_PT"/>
+        </w:rPr>
+        <w:t>vinho</w:t>
+      </w:r>
       <w:r>
         <w:rPr>
           <w:lang w:val="pt_PT" w:bidi="pt_PT"/>
         </w:rPr>
         <w:t xml:space="preserve"> sobre o objeto ou lugar. Eles fazem isso para dedicar o objeto ou lugar a Deus. No Antigo Testamento, Jacó teve uma </w:t>
       </w:r>
-      <w:hyperlink r:id="rId34">
-        <w:r>
-          <w:rPr>
-            <w:lang w:val="pt_PT" w:bidi="pt_PT"/>
-          </w:rPr>
-          <w:rPr>
-            <w:color w:val="0000EE"/>
-            <w:u w:val="single"/>
-          </w:rPr>
-          <w:t>visão</w:t>
-        </w:r>
-      </w:hyperlink>
+      <w:r>
+        <w:rPr>
+          <w:lang w:val="pt_PT" w:bidi="pt_PT"/>
+        </w:rPr>
+        <w:t>visão</w:t>
+      </w:r>
       <w:r>
         <w:rPr>
           <w:lang w:val="pt_PT" w:bidi="pt_PT"/>
         </w:rPr>
         <w:t xml:space="preserve"> de Deus enquanto ele estava dormindo com sua cabeça em uma pedra. Quando ele acordou, ele ungiu essa pedra com óleo para marcar esse lugar como </w:t>
       </w:r>
-      <w:hyperlink r:id="rId35">
-        <w:r>
-          <w:rPr>
-            <w:lang w:val="pt_PT" w:bidi="pt_PT"/>
-          </w:rPr>
-          <w:rPr>
-            <w:color w:val="0000EE"/>
-            <w:u w:val="single"/>
-          </w:rPr>
-          <w:t>santo</w:t>
-        </w:r>
-      </w:hyperlink>
+      <w:r>
+        <w:rPr>
+          <w:lang w:val="pt_PT" w:bidi="pt_PT"/>
+        </w:rPr>
+        <w:t>santo</w:t>
+      </w:r>
       <w:r>
         <w:rPr>
           <w:lang w:val="pt_PT" w:bidi="pt_PT"/>
         </w:rPr>
         <w:t xml:space="preserve">, porque Deus havia falado com ele lá. Quando o povo de </w:t>
       </w:r>
-      <w:hyperlink r:id="rId17">
-        <w:r>
-          <w:rPr>
-            <w:lang w:val="pt_PT" w:bidi="pt_PT"/>
-          </w:rPr>
-          <w:rPr>
-            <w:color w:val="0000EE"/>
-            <w:u w:val="single"/>
-          </w:rPr>
-          <w:t>Israel</w:t>
-        </w:r>
-      </w:hyperlink>
+      <w:r>
+        <w:rPr>
+          <w:lang w:val="pt_PT" w:bidi="pt_PT"/>
+        </w:rPr>
+        <w:t>Israel</w:t>
+      </w:r>
       <w:r>
         <w:rPr>
           <w:lang w:val="pt_PT" w:bidi="pt_PT"/>
         </w:rPr>
         <w:t xml:space="preserve"> fez o </w:t>
       </w:r>
-      <w:hyperlink r:id="rId36">
-        <w:r>
-          <w:rPr>
-            <w:lang w:val="pt_PT" w:bidi="pt_PT"/>
-          </w:rPr>
-          <w:rPr>
-            <w:color w:val="0000EE"/>
-            <w:u w:val="single"/>
-          </w:rPr>
-          <w:t>tabernáculo</w:t>
-        </w:r>
-      </w:hyperlink>
+      <w:r>
+        <w:rPr>
+          <w:lang w:val="pt_PT" w:bidi="pt_PT"/>
+        </w:rPr>
+        <w:t>tabernáculo</w:t>
+      </w:r>
       <w:r>
         <w:rPr>
           <w:lang w:val="pt_PT" w:bidi="pt_PT"/>
         </w:rPr>
         <w:t xml:space="preserve">, os </w:t>
       </w:r>
-      <w:hyperlink r:id="rId21">
-        <w:r>
-          <w:rPr>
-            <w:lang w:val="pt_PT" w:bidi="pt_PT"/>
-          </w:rPr>
-          <w:rPr>
-            <w:color w:val="0000EE"/>
-            <w:u w:val="single"/>
-          </w:rPr>
-          <w:t>sacerdotes</w:t>
-        </w:r>
-      </w:hyperlink>
+      <w:r>
+        <w:rPr>
+          <w:lang w:val="pt_PT" w:bidi="pt_PT"/>
+        </w:rPr>
+        <w:t>sacerdotes</w:t>
+      </w:r>
       <w:r>
         <w:rPr>
           <w:lang w:val="pt_PT" w:bidi="pt_PT"/>
         </w:rPr>
         <w:t xml:space="preserve"> ungiram os objetos no tabernáculo para dedicá-los a Deus. Esses objetos agora eram sagrados, ou santos, e seriam usados apenas para o serviço especial de </w:t>
       </w:r>
-      <w:hyperlink r:id="rId37">
-        <w:r>
-          <w:rPr>
-            <w:lang w:val="pt_PT" w:bidi="pt_PT"/>
-          </w:rPr>
-          <w:rPr>
-            <w:color w:val="0000EE"/>
-            <w:u w:val="single"/>
-          </w:rPr>
-          <w:t>adoração</w:t>
-        </w:r>
-      </w:hyperlink>
+      <w:r>
+        <w:rPr>
+          <w:lang w:val="pt_PT" w:bidi="pt_PT"/>
+        </w:rPr>
+        <w:t>adoração</w:t>
+      </w:r>
       <w:r>
         <w:rPr>
           <w:lang w:val="pt_PT" w:bidi="pt_PT"/>
@@ -1116,7 +960,7 @@
           <w:lang w:val="pt_PT" w:bidi="pt_PT"/>
         </w:rPr>
       </w:r>
-      <w:hyperlink r:id="rId32">
+      <w:hyperlink r:id="rId13">
         <w:r>
           <w:rPr>
             <w:lang w:val="pt_PT" w:bidi="pt_PT"/>

--- a/por/docx/020.content.docx
+++ b/por/docx/020.content.docx
@@ -580,14 +580,35 @@
       </w:r>
     </w:p>
     <w:p>
-      <w:pPr>
-        <w:pStyle w:val="Heading4"/>
-      </w:pPr>
-      <w:r>
-        <w:rPr>
-          <w:lang w:val="pt_PT" w:bidi="pt_PT"/>
-        </w:rPr>
-        <w:t>Audio Content</w:t>
+      <w:pPr/>
+      <w:r>
+        <w:rPr>
+          <w:lang w:val="pt_PT" w:bidi="pt_PT"/>
+        </w:rPr>
+      </w:r>
+      <w:r>
+        <w:rPr>
+          <w:lang w:val="pt_PT" w:bidi="pt_PT"/>
+        </w:rPr>
+        <w:t xml:space="preserve">As pessoas </w:t>
+      </w:r>
+      <w:r>
+        <w:rPr>
+          <w:b/>
+          <w:lang w:val="pt_PT" w:bidi="pt_PT"/>
+        </w:rPr>
+        <w:t>ungiam</w:t>
+      </w:r>
+      <w:r>
+        <w:rPr>
+          <w:lang w:val="pt_PT" w:bidi="pt_PT"/>
+        </w:rPr>
+        <w:t xml:space="preserve"> corpos mortos para mostrar às pessoas honra e para ajudar os corpos em decomposição a cheirarem melhor. As mulheres misturavam especiarias de cheiro doce com óleo e passavam isso no pano ou corpo da pessoa morta.</w:t>
+      </w:r>
+      <w:r>
+        <w:rPr>
+          <w:lang w:val="pt_PT" w:bidi="pt_PT"/>
+        </w:rPr>
       </w:r>
       <w:r>
         <w:rPr>
@@ -602,28 +623,16 @@
           <w:lang w:val="pt_PT" w:bidi="pt_PT"/>
         </w:rPr>
       </w:r>
-      <w:hyperlink r:id="rId13">
-        <w:r>
-          <w:rPr>
-            <w:lang w:val="pt_PT" w:bidi="pt_PT"/>
-          </w:rPr>
-          <w:rPr>
-            <w:color w:val="0000EE"/>
-            <w:u w:val="single"/>
-          </w:rPr>
-          <w:t>mp3 file</w:t>
-        </w:r>
-      </w:hyperlink>
-      <w:r>
-        <w:rPr>
-          <w:lang w:val="pt_PT" w:bidi="pt_PT"/>
-        </w:rPr>
-        <w:t xml:space="preserve"> (None KB)</w:t>
-      </w:r>
-      <w:r>
-        <w:rPr>
-          <w:lang w:val="pt_PT" w:bidi="pt_PT"/>
-        </w:rPr>
+    </w:p>
+    <w:p>
+      <w:pPr>
+        <w:pStyle w:val="Heading2"/>
+      </w:pPr>
+      <w:r>
+        <w:rPr>
+          <w:lang w:val="pt_PT" w:bidi="pt_PT"/>
+        </w:rPr>
+        <w:t>ungir</w:t>
       </w:r>
       <w:r>
         <w:rPr>
@@ -638,178 +647,17 @@
           <w:lang w:val="pt_PT" w:bidi="pt_PT"/>
         </w:rPr>
       </w:r>
-    </w:p>
-    <w:p>
-      <w:pPr>
-        <w:pStyle w:val="Heading2"/>
-      </w:pPr>
-      <w:r>
-        <w:rPr>
-          <w:lang w:val="pt_PT" w:bidi="pt_PT"/>
-        </w:rPr>
-        <w:t>ungir</w:t>
-      </w:r>
-      <w:r>
-        <w:rPr>
-          <w:lang w:val="pt_PT" w:bidi="pt_PT"/>
-        </w:rPr>
-      </w:r>
-    </w:p>
-    <w:p>
-      <w:pPr/>
-      <w:r>
-        <w:rPr>
-          <w:lang w:val="pt_PT" w:bidi="pt_PT"/>
-        </w:rPr>
-      </w:r>
-      <w:r>
-        <w:rPr>
-          <w:lang w:val="pt_PT" w:bidi="pt_PT"/>
-        </w:rPr>
-        <w:t xml:space="preserve">As pessoas </w:t>
+      <w:r>
+        <w:rPr>
+          <w:lang w:val="pt_PT" w:bidi="pt_PT"/>
+        </w:rPr>
+        <w:t xml:space="preserve">Quando as pessoas </w:t>
       </w:r>
       <w:r>
         <w:rPr>
           <w:b/>
           <w:lang w:val="pt_PT" w:bidi="pt_PT"/>
         </w:rPr>
-        <w:t>ungiam</w:t>
-      </w:r>
-      <w:r>
-        <w:rPr>
-          <w:lang w:val="pt_PT" w:bidi="pt_PT"/>
-        </w:rPr>
-        <w:t xml:space="preserve"> corpos mortos para mostrar às pessoas honra e para ajudar os corpos em decomposição a cheirarem melhor. As mulheres misturavam especiarias de cheiro doce com óleo e passavam isso no pano ou corpo da pessoa morta.</w:t>
-      </w:r>
-      <w:r>
-        <w:rPr>
-          <w:lang w:val="pt_PT" w:bidi="pt_PT"/>
-        </w:rPr>
-      </w:r>
-      <w:r>
-        <w:rPr>
-          <w:lang w:val="pt_PT" w:bidi="pt_PT"/>
-        </w:rPr>
-      </w:r>
-    </w:p>
-    <w:p>
-      <w:pPr/>
-      <w:r>
-        <w:rPr>
-          <w:lang w:val="pt_PT" w:bidi="pt_PT"/>
-        </w:rPr>
-      </w:r>
-    </w:p>
-    <w:p>
-      <w:pPr>
-        <w:pStyle w:val="Heading2"/>
-      </w:pPr>
-      <w:r>
-        <w:rPr>
-          <w:lang w:val="pt_PT" w:bidi="pt_PT"/>
-        </w:rPr>
-        <w:t>ungir</w:t>
-      </w:r>
-      <w:r>
-        <w:rPr>
-          <w:lang w:val="pt_PT" w:bidi="pt_PT"/>
-        </w:rPr>
-      </w:r>
-    </w:p>
-    <w:p>
-      <w:pPr>
-        <w:pStyle w:val="Heading4"/>
-      </w:pPr>
-      <w:r>
-        <w:rPr>
-          <w:lang w:val="pt_PT" w:bidi="pt_PT"/>
-        </w:rPr>
-        <w:t>Audio Content</w:t>
-      </w:r>
-      <w:r>
-        <w:rPr>
-          <w:lang w:val="pt_PT" w:bidi="pt_PT"/>
-        </w:rPr>
-      </w:r>
-    </w:p>
-    <w:p>
-      <w:pPr/>
-      <w:r>
-        <w:rPr>
-          <w:lang w:val="pt_PT" w:bidi="pt_PT"/>
-        </w:rPr>
-      </w:r>
-      <w:hyperlink r:id="rId13">
-        <w:r>
-          <w:rPr>
-            <w:lang w:val="pt_PT" w:bidi="pt_PT"/>
-          </w:rPr>
-          <w:rPr>
-            <w:color w:val="0000EE"/>
-            <w:u w:val="single"/>
-          </w:rPr>
-          <w:t>mp3 file</w:t>
-        </w:r>
-      </w:hyperlink>
-      <w:r>
-        <w:rPr>
-          <w:lang w:val="pt_PT" w:bidi="pt_PT"/>
-        </w:rPr>
-        <w:t xml:space="preserve"> (None KB)</w:t>
-      </w:r>
-      <w:r>
-        <w:rPr>
-          <w:lang w:val="pt_PT" w:bidi="pt_PT"/>
-        </w:rPr>
-      </w:r>
-      <w:r>
-        <w:rPr>
-          <w:lang w:val="pt_PT" w:bidi="pt_PT"/>
-        </w:rPr>
-      </w:r>
-    </w:p>
-    <w:p>
-      <w:pPr/>
-      <w:r>
-        <w:rPr>
-          <w:lang w:val="pt_PT" w:bidi="pt_PT"/>
-        </w:rPr>
-      </w:r>
-    </w:p>
-    <w:p>
-      <w:pPr>
-        <w:pStyle w:val="Heading2"/>
-      </w:pPr>
-      <w:r>
-        <w:rPr>
-          <w:lang w:val="pt_PT" w:bidi="pt_PT"/>
-        </w:rPr>
-        <w:t>ungir</w:t>
-      </w:r>
-      <w:r>
-        <w:rPr>
-          <w:lang w:val="pt_PT" w:bidi="pt_PT"/>
-        </w:rPr>
-      </w:r>
-    </w:p>
-    <w:p>
-      <w:pPr/>
-      <w:r>
-        <w:rPr>
-          <w:lang w:val="pt_PT" w:bidi="pt_PT"/>
-        </w:rPr>
-      </w:r>
-      <w:r>
-        <w:rPr>
-          <w:lang w:val="pt_PT" w:bidi="pt_PT"/>
-        </w:rPr>
-        <w:t xml:space="preserve">Quando as pessoas </w:t>
-      </w:r>
-      <w:r>
-        <w:rPr>
-          <w:b/>
-          <w:lang w:val="pt_PT" w:bidi="pt_PT"/>
-        </w:rPr>
         <w:t>ungem</w:t>
       </w:r>
       <w:r>
@@ -901,82 +749,6 @@
           <w:lang w:val="pt_PT" w:bidi="pt_PT"/>
         </w:rPr>
         <w:t xml:space="preserve"> a Deus.</w:t>
-      </w:r>
-      <w:r>
-        <w:rPr>
-          <w:lang w:val="pt_PT" w:bidi="pt_PT"/>
-        </w:rPr>
-      </w:r>
-      <w:r>
-        <w:rPr>
-          <w:lang w:val="pt_PT" w:bidi="pt_PT"/>
-        </w:rPr>
-      </w:r>
-    </w:p>
-    <w:p>
-      <w:pPr/>
-      <w:r>
-        <w:rPr>
-          <w:lang w:val="pt_PT" w:bidi="pt_PT"/>
-        </w:rPr>
-      </w:r>
-    </w:p>
-    <w:p>
-      <w:pPr>
-        <w:pStyle w:val="Heading2"/>
-      </w:pPr>
-      <w:r>
-        <w:rPr>
-          <w:lang w:val="pt_PT" w:bidi="pt_PT"/>
-        </w:rPr>
-        <w:t>ungir</w:t>
-      </w:r>
-      <w:r>
-        <w:rPr>
-          <w:lang w:val="pt_PT" w:bidi="pt_PT"/>
-        </w:rPr>
-      </w:r>
-    </w:p>
-    <w:p>
-      <w:pPr>
-        <w:pStyle w:val="Heading4"/>
-      </w:pPr>
-      <w:r>
-        <w:rPr>
-          <w:lang w:val="pt_PT" w:bidi="pt_PT"/>
-        </w:rPr>
-        <w:t>Audio Content</w:t>
-      </w:r>
-      <w:r>
-        <w:rPr>
-          <w:lang w:val="pt_PT" w:bidi="pt_PT"/>
-        </w:rPr>
-      </w:r>
-    </w:p>
-    <w:p>
-      <w:pPr/>
-      <w:r>
-        <w:rPr>
-          <w:lang w:val="pt_PT" w:bidi="pt_PT"/>
-        </w:rPr>
-      </w:r>
-      <w:hyperlink r:id="rId13">
-        <w:r>
-          <w:rPr>
-            <w:lang w:val="pt_PT" w:bidi="pt_PT"/>
-          </w:rPr>
-          <w:rPr>
-            <w:color w:val="0000EE"/>
-            <w:u w:val="single"/>
-          </w:rPr>
-          <w:t>mp3 file</w:t>
-        </w:r>
-      </w:hyperlink>
-      <w:r>
-        <w:rPr>
-          <w:lang w:val="pt_PT" w:bidi="pt_PT"/>
-        </w:rPr>
-        <w:t xml:space="preserve"> (None KB)</w:t>
       </w:r>
       <w:r>
         <w:rPr>

--- a/por/docx/020.content.docx
+++ b/por/docx/020.content.docx
@@ -232,96 +232,144 @@
         </w:rPr>
         <w:t xml:space="preserve">No Antigo Testamento, antes que Deus desse a alguém uma tarefa especial, ele instruiria outra pessoa a derramar óleo sobre a cabeça dessa pessoa. O óleo era um símbolo para o </w:t>
       </w:r>
-      <w:r>
-        <w:rPr>
-          <w:lang w:val="pt_PT" w:bidi="pt_PT"/>
-        </w:rPr>
-        <w:t>Espírito Santo de Deus</w:t>
-      </w:r>
+      <w:hyperlink r:id="rId13">
+        <w:r>
+          <w:rPr>
+            <w:lang w:val="pt_PT" w:bidi="pt_PT"/>
+          </w:rPr>
+          <w:rPr>
+            <w:color w:val="0000EE"/>
+            <w:u w:val="single"/>
+          </w:rPr>
+          <w:t>Espírito Santo de Deus</w:t>
+        </w:r>
+      </w:hyperlink>
       <w:r>
         <w:rPr>
           <w:lang w:val="pt_PT" w:bidi="pt_PT"/>
         </w:rPr>
         <w:t xml:space="preserve">. Esse ritual deixava claro que Deus havia separado essa pessoa para um propósito especial. Também deixava claro que Deus estava dando </w:t>
       </w:r>
-      <w:r>
-        <w:rPr>
-          <w:lang w:val="pt_PT" w:bidi="pt_PT"/>
-        </w:rPr>
-        <w:t>autoridade</w:t>
-      </w:r>
+      <w:hyperlink r:id="rId14">
+        <w:r>
+          <w:rPr>
+            <w:lang w:val="pt_PT" w:bidi="pt_PT"/>
+          </w:rPr>
+          <w:rPr>
+            <w:color w:val="0000EE"/>
+            <w:u w:val="single"/>
+          </w:rPr>
+          <w:t>autoridade</w:t>
+        </w:r>
+      </w:hyperlink>
       <w:r>
         <w:rPr>
           <w:lang w:val="pt_PT" w:bidi="pt_PT"/>
         </w:rPr>
         <w:t xml:space="preserve"> especial a essa pessoa. A pessoa era então chamada de “ungida”. Por exemplo, Deus disse a Samuel para ungir </w:t>
       </w:r>
-      <w:r>
-        <w:rPr>
-          <w:lang w:val="pt_PT" w:bidi="pt_PT"/>
-        </w:rPr>
-        <w:t>Davi</w:t>
-      </w:r>
+      <w:hyperlink r:id="rId15">
+        <w:r>
+          <w:rPr>
+            <w:lang w:val="pt_PT" w:bidi="pt_PT"/>
+          </w:rPr>
+          <w:rPr>
+            <w:color w:val="0000EE"/>
+            <w:u w:val="single"/>
+          </w:rPr>
+          <w:t>Davi</w:t>
+        </w:r>
+      </w:hyperlink>
       <w:r>
         <w:rPr>
           <w:lang w:val="pt_PT" w:bidi="pt_PT"/>
         </w:rPr>
         <w:t xml:space="preserve"> como </w:t>
       </w:r>
-      <w:r>
-        <w:rPr>
-          <w:lang w:val="pt_PT" w:bidi="pt_PT"/>
-        </w:rPr>
-        <w:t>rei</w:t>
-      </w:r>
+      <w:hyperlink r:id="rId16">
+        <w:r>
+          <w:rPr>
+            <w:lang w:val="pt_PT" w:bidi="pt_PT"/>
+          </w:rPr>
+          <w:rPr>
+            <w:color w:val="0000EE"/>
+            <w:u w:val="single"/>
+          </w:rPr>
+          <w:t>rei</w:t>
+        </w:r>
+      </w:hyperlink>
       <w:r>
         <w:rPr>
           <w:lang w:val="pt_PT" w:bidi="pt_PT"/>
         </w:rPr>
         <w:t xml:space="preserve"> de </w:t>
       </w:r>
-      <w:r>
-        <w:rPr>
-          <w:lang w:val="pt_PT" w:bidi="pt_PT"/>
-        </w:rPr>
-        <w:t>Israel</w:t>
-      </w:r>
+      <w:hyperlink r:id="rId17">
+        <w:r>
+          <w:rPr>
+            <w:lang w:val="pt_PT" w:bidi="pt_PT"/>
+          </w:rPr>
+          <w:rPr>
+            <w:color w:val="0000EE"/>
+            <w:u w:val="single"/>
+          </w:rPr>
+          <w:t>Israel</w:t>
+        </w:r>
+      </w:hyperlink>
       <w:r>
         <w:rPr>
           <w:lang w:val="pt_PT" w:bidi="pt_PT"/>
         </w:rPr>
         <w:t xml:space="preserve">. Deus disse a Moisés para ungir Arão como </w:t>
       </w:r>
-      <w:r>
-        <w:rPr>
-          <w:lang w:val="pt_PT" w:bidi="pt_PT"/>
-        </w:rPr>
-        <w:t>sumo sacerdote</w:t>
-      </w:r>
+      <w:hyperlink r:id="rId18">
+        <w:r>
+          <w:rPr>
+            <w:lang w:val="pt_PT" w:bidi="pt_PT"/>
+          </w:rPr>
+          <w:rPr>
+            <w:color w:val="0000EE"/>
+            <w:u w:val="single"/>
+          </w:rPr>
+          <w:t>sumo sacerdote</w:t>
+        </w:r>
+      </w:hyperlink>
       <w:r>
         <w:rPr>
           <w:lang w:val="pt_PT" w:bidi="pt_PT"/>
         </w:rPr>
         <w:t xml:space="preserve">. E Deus disse ao profeta </w:t>
       </w:r>
-      <w:r>
-        <w:rPr>
-          <w:lang w:val="pt_PT" w:bidi="pt_PT"/>
-        </w:rPr>
-        <w:t>Elias</w:t>
-      </w:r>
+      <w:hyperlink r:id="rId19">
+        <w:r>
+          <w:rPr>
+            <w:lang w:val="pt_PT" w:bidi="pt_PT"/>
+          </w:rPr>
+          <w:rPr>
+            <w:color w:val="0000EE"/>
+            <w:u w:val="single"/>
+          </w:rPr>
+          <w:t>Elias</w:t>
+        </w:r>
+      </w:hyperlink>
       <w:r>
         <w:rPr>
           <w:lang w:val="pt_PT" w:bidi="pt_PT"/>
         </w:rPr>
         <w:t xml:space="preserve"> para ungir Eliseu como </w:t>
       </w:r>
-      <w:r>
-        <w:rPr>
-          <w:lang w:val="pt_PT" w:bidi="pt_PT"/>
-        </w:rPr>
-        <w:t>profeta</w:t>
-      </w:r>
+      <w:hyperlink r:id="rId20">
+        <w:r>
+          <w:rPr>
+            <w:lang w:val="pt_PT" w:bidi="pt_PT"/>
+          </w:rPr>
+          <w:rPr>
+            <w:color w:val="0000EE"/>
+            <w:u w:val="single"/>
+          </w:rPr>
+          <w:t>profeta</w:t>
+        </w:r>
+      </w:hyperlink>
       <w:r>
         <w:rPr>
           <w:lang w:val="pt_PT" w:bidi="pt_PT"/>
@@ -356,24 +404,36 @@
         </w:rPr>
         <w:t xml:space="preserve">As pessoas também poderiam ungir objetos. Os </w:t>
       </w:r>
-      <w:r>
-        <w:rPr>
-          <w:lang w:val="pt_PT" w:bidi="pt_PT"/>
-        </w:rPr>
-        <w:t>sacerdotes</w:t>
-      </w:r>
+      <w:hyperlink r:id="rId21">
+        <w:r>
+          <w:rPr>
+            <w:lang w:val="pt_PT" w:bidi="pt_PT"/>
+          </w:rPr>
+          <w:rPr>
+            <w:color w:val="0000EE"/>
+            <w:u w:val="single"/>
+          </w:rPr>
+          <w:t>sacerdotes</w:t>
+        </w:r>
+      </w:hyperlink>
       <w:r>
         <w:rPr>
           <w:lang w:val="pt_PT" w:bidi="pt_PT"/>
         </w:rPr>
         <w:t xml:space="preserve"> ungiam os objetos que eram usados no </w:t>
       </w:r>
-      <w:r>
-        <w:rPr>
-          <w:lang w:val="pt_PT" w:bidi="pt_PT"/>
-        </w:rPr>
-        <w:t>templo</w:t>
-      </w:r>
+      <w:hyperlink r:id="rId22">
+        <w:r>
+          <w:rPr>
+            <w:lang w:val="pt_PT" w:bidi="pt_PT"/>
+          </w:rPr>
+          <w:rPr>
+            <w:color w:val="0000EE"/>
+            <w:u w:val="single"/>
+          </w:rPr>
+          <w:t>templo</w:t>
+        </w:r>
+      </w:hyperlink>
       <w:r>
         <w:rPr>
           <w:lang w:val="pt_PT" w:bidi="pt_PT"/>
@@ -394,24 +454,36 @@
         </w:rPr>
         <w:t xml:space="preserve">O povo </w:t>
       </w:r>
-      <w:r>
-        <w:rPr>
-          <w:lang w:val="pt_PT" w:bidi="pt_PT"/>
-        </w:rPr>
-        <w:t>judeu</w:t>
-      </w:r>
+      <w:hyperlink r:id="rId23">
+        <w:r>
+          <w:rPr>
+            <w:lang w:val="pt_PT" w:bidi="pt_PT"/>
+          </w:rPr>
+          <w:rPr>
+            <w:color w:val="0000EE"/>
+            <w:u w:val="single"/>
+          </w:rPr>
+          <w:t>judeu</w:t>
+        </w:r>
+      </w:hyperlink>
       <w:r>
         <w:rPr>
           <w:lang w:val="pt_PT" w:bidi="pt_PT"/>
         </w:rPr>
         <w:t xml:space="preserve"> também usava a unção como uma atividade diária que não tinha significado especial. Eles usavam óleo de cheiro doce para cuidar de sua pele e seus cabelos. Jesus disse ao povo que, se eles </w:t>
       </w:r>
-      <w:r>
-        <w:rPr>
-          <w:lang w:val="pt_PT" w:bidi="pt_PT"/>
-        </w:rPr>
-        <w:t>jejuassem</w:t>
-      </w:r>
+      <w:hyperlink r:id="rId24">
+        <w:r>
+          <w:rPr>
+            <w:lang w:val="pt_PT" w:bidi="pt_PT"/>
+          </w:rPr>
+          <w:rPr>
+            <w:color w:val="0000EE"/>
+            <w:u w:val="single"/>
+          </w:rPr>
+          <w:t>jejuassem</w:t>
+        </w:r>
+      </w:hyperlink>
       <w:r>
         <w:rPr>
           <w:lang w:val="pt_PT" w:bidi="pt_PT"/>
@@ -432,12 +504,18 @@
         </w:rPr>
         <w:t xml:space="preserve">As pessoas também colocam algum óleo nos convidados para mostrar a eles que eles eram bem-vindos e honrados. Há duas histórias nos </w:t>
       </w:r>
-      <w:r>
-        <w:rPr>
-          <w:lang w:val="pt_PT" w:bidi="pt_PT"/>
-        </w:rPr>
-        <w:t>Evangelhos</w:t>
-      </w:r>
+      <w:hyperlink r:id="rId25">
+        <w:r>
+          <w:rPr>
+            <w:lang w:val="pt_PT" w:bidi="pt_PT"/>
+          </w:rPr>
+          <w:rPr>
+            <w:color w:val="0000EE"/>
+            <w:u w:val="single"/>
+          </w:rPr>
+          <w:t>Evangelhos</w:t>
+        </w:r>
+      </w:hyperlink>
       <w:r>
         <w:rPr>
           <w:lang w:val="pt_PT" w:bidi="pt_PT"/>
@@ -458,12 +536,18 @@
         </w:rPr>
         <w:t xml:space="preserve">O povo judeu também ungia o corpo de uma pessoa após sua morte. Depois que Jesus morreu, as mulheres levaram óleo de cheiro doce para o </w:t>
       </w:r>
-      <w:r>
-        <w:rPr>
-          <w:lang w:val="pt_PT" w:bidi="pt_PT"/>
-        </w:rPr>
-        <w:t>túmulo</w:t>
-      </w:r>
+      <w:hyperlink r:id="rId26">
+        <w:r>
+          <w:rPr>
+            <w:lang w:val="pt_PT" w:bidi="pt_PT"/>
+          </w:rPr>
+          <w:rPr>
+            <w:color w:val="0000EE"/>
+            <w:u w:val="single"/>
+          </w:rPr>
+          <w:t>túmulo</w:t>
+        </w:r>
+      </w:hyperlink>
       <w:r>
         <w:rPr>
           <w:lang w:val="pt_PT" w:bidi="pt_PT"/>
@@ -484,60 +568,90 @@
         </w:rPr>
         <w:t xml:space="preserve">No Novo Testamento, os primeiros </w:t>
       </w:r>
-      <w:r>
-        <w:rPr>
-          <w:lang w:val="pt_PT" w:bidi="pt_PT"/>
-        </w:rPr>
-        <w:t>cristãos</w:t>
-      </w:r>
+      <w:hyperlink r:id="rId27">
+        <w:r>
+          <w:rPr>
+            <w:lang w:val="pt_PT" w:bidi="pt_PT"/>
+          </w:rPr>
+          <w:rPr>
+            <w:color w:val="0000EE"/>
+            <w:u w:val="single"/>
+          </w:rPr>
+          <w:t>cristãos</w:t>
+        </w:r>
+      </w:hyperlink>
       <w:r>
         <w:rPr>
           <w:lang w:val="pt_PT" w:bidi="pt_PT"/>
         </w:rPr>
         <w:t xml:space="preserve"> às vezes usavam óleo junto com </w:t>
       </w:r>
-      <w:r>
-        <w:rPr>
-          <w:lang w:val="pt_PT" w:bidi="pt_PT"/>
-        </w:rPr>
-        <w:t>oração</w:t>
-      </w:r>
+      <w:hyperlink r:id="rId28">
+        <w:r>
+          <w:rPr>
+            <w:lang w:val="pt_PT" w:bidi="pt_PT"/>
+          </w:rPr>
+          <w:rPr>
+            <w:color w:val="0000EE"/>
+            <w:u w:val="single"/>
+          </w:rPr>
+          <w:t>oração</w:t>
+        </w:r>
+      </w:hyperlink>
       <w:r>
         <w:rPr>
           <w:lang w:val="pt_PT" w:bidi="pt_PT"/>
         </w:rPr>
         <w:t xml:space="preserve">, se alguém estivesse doente. O </w:t>
       </w:r>
-      <w:r>
-        <w:rPr>
-          <w:lang w:val="pt_PT" w:bidi="pt_PT"/>
-        </w:rPr>
-        <w:t>apóstolo</w:t>
-      </w:r>
+      <w:hyperlink r:id="rId29">
+        <w:r>
+          <w:rPr>
+            <w:lang w:val="pt_PT" w:bidi="pt_PT"/>
+          </w:rPr>
+          <w:rPr>
+            <w:color w:val="0000EE"/>
+            <w:u w:val="single"/>
+          </w:rPr>
+          <w:t>apóstolo</w:t>
+        </w:r>
+      </w:hyperlink>
       <w:r>
         <w:rPr>
           <w:lang w:val="pt_PT" w:bidi="pt_PT"/>
         </w:rPr>
         <w:t xml:space="preserve"> </w:t>
       </w:r>
-      <w:r>
-        <w:rPr>
-          <w:lang w:val="pt_PT" w:bidi="pt_PT"/>
-        </w:rPr>
-        <w:t>Tiago</w:t>
-      </w:r>
+      <w:hyperlink r:id="rId30">
+        <w:r>
+          <w:rPr>
+            <w:lang w:val="pt_PT" w:bidi="pt_PT"/>
+          </w:rPr>
+          <w:rPr>
+            <w:color w:val="0000EE"/>
+            <w:u w:val="single"/>
+          </w:rPr>
+          <w:t>Tiago</w:t>
+        </w:r>
+      </w:hyperlink>
       <w:r>
         <w:rPr>
           <w:lang w:val="pt_PT" w:bidi="pt_PT"/>
         </w:rPr>
         <w:t xml:space="preserve">, em sua carta, diz que, se alguém está doente, os outros </w:t>
       </w:r>
-      <w:r>
-        <w:rPr>
-          <w:lang w:val="pt_PT" w:bidi="pt_PT"/>
-        </w:rPr>
-        <w:t>crentes</w:t>
-      </w:r>
+      <w:hyperlink r:id="rId31">
+        <w:r>
+          <w:rPr>
+            <w:lang w:val="pt_PT" w:bidi="pt_PT"/>
+          </w:rPr>
+          <w:rPr>
+            <w:color w:val="0000EE"/>
+            <w:u w:val="single"/>
+          </w:rPr>
+          <w:t>crentes</w:t>
+        </w:r>
+      </w:hyperlink>
       <w:r>
         <w:rPr>
           <w:lang w:val="pt_PT" w:bidi="pt_PT"/>
